--- a/docs/Capture_and_Build_Low_Tech_Guide.docx
+++ b/docs/Capture_and_Build_Low_Tech_Guide.docx
@@ -101,7 +101,7 @@
                 <w:sz w:val="22"/>
                 <w:szCs w:val="22"/>
               </w:rPr>
-              <w:t xml:space="preserve">How to save every English word you hear — without a computer</w:t>
+              <w:t xml:space="preserve">How to save every English word you hear, without a computer</w:t>
             </w:r>
           </w:p>
           <w:p>
@@ -114,7 +114,7 @@
                 <w:sz w:val="20"/>
                 <w:szCs w:val="20"/>
               </w:rPr>
-              <w:t xml:space="preserve">Cómo guardar cada palabra en inglés que oigas — sin necesitar computadora</w:t>
+              <w:t xml:space="preserve">Cómo guardar cada palabra en inglés que oigas, sin necesitar computadora</w:t>
             </w:r>
           </w:p>
           <w:p>
@@ -181,7 +181,7 @@
           <w:sz w:val="26"/>
           <w:szCs w:val="26"/>
         </w:rPr>
-        <w:t xml:space="preserve">You hear "appointment" at the doctor. By tonight you've forgotten it. By tomorrow it's like you never heard it. This guide fixes that — with paper, your phone, and zero fancy tech.</w:t>
+        <w:t xml:space="preserve">You hear "appointment" at the doctor. By tonight you've forgotten it. By tomorrow it's like you never heard it. This guide fixes that, with paper, your phone, and zero fancy tech.</w:t>
       </w:r>
     </w:p>
     <w:p>
@@ -208,7 +208,7 @@
           <w:sz w:val="21"/>
           <w:szCs w:val="21"/>
         </w:rPr>
-        <w:t xml:space="preserve">Oyes "appointment" en el doctor. En la noche ya la olvidaste. Al día siguiente es como si nunca la hubieras oído. Esta guía lo arregla — con papel, tu teléfono, y cero tecnología complicada.</w:t>
+        <w:t xml:space="preserve">Oyes "appointment" en el doctor. En la noche ya la olvidaste. Al día siguiente es como si nunca la hubieras oído. Esta guía lo arregla, con papel, tu teléfono, y cero tecnología complicada.</w:t>
       </w:r>
     </w:p>
     <w:p>
@@ -222,7 +222,7 @@
           <w:sz w:val="22"/>
           <w:szCs w:val="22"/>
         </w:rPr>
-        <w:t xml:space="preserve">Most adult learners I meet have phones, not computers. Many are uncomfortable with software they didn't grow up with. Good news: the most powerful capture system in the world is just a notebook and a phone. Anki is optional — and even when you use it, you can do it 100% from your phone in 30 seconds a day.</w:t>
+        <w:t xml:space="preserve">Most adult learners I meet have phones, not computers. Many are uncomfortable with software they didn't grow up with. Good news: the most powerful capture system in the world is just a notebook and a phone. Anki is optional, and even when you use it, you can do it 100% from your phone in 30 seconds a day.</w:t>
       </w:r>
     </w:p>
     <w:p>
@@ -249,7 +249,7 @@
           <w:sz w:val="20"/>
           <w:szCs w:val="20"/>
         </w:rPr>
-        <w:t xml:space="preserve">La mayoría de los adultos que conozco tienen celular, no computadora. Muchos se sienten incómodos con software que no crecieron usando. Buenas noticias: el sistema más poderoso del mundo para capturar palabras es un cuaderno y un celular. Anki es opcional — y cuando lo uses, puedes hacerlo 100% desde tu celular en 30 segundos al día.</w:t>
+        <w:t xml:space="preserve">La mayoría de los adultos que conozco tienen celular, no computadora. Muchos se sienten incómodos con software que no crecieron usando. Buenas noticias: el sistema más poderoso del mundo para capturar palabras es un cuaderno y un celular. Anki es opcional, y cuando lo uses, puedes hacerlo 100% desde tu celular en 30 segundos al día.</w:t>
       </w:r>
     </w:p>
     <w:tbl>
@@ -497,7 +497,7 @@
           <w:sz w:val="22"/>
           <w:szCs w:val="22"/>
         </w:rPr>
-        <w:t xml:space="preserve">The word — exactly as you heard it (your spelling will be wrong sometimes — that's fine).</w:t>
+        <w:t xml:space="preserve">The word, exactly as you heard it (your spelling will be wrong sometimes, that's fine).</w:t>
       </w:r>
     </w:p>
     <w:p>
@@ -525,7 +525,7 @@
           <w:sz w:val="19"/>
           <w:szCs w:val="19"/>
         </w:rPr>
-        <w:t xml:space="preserve">La palabra — tal como la oíste (a veces vas a escribir mal — está bien).</w:t>
+        <w:t xml:space="preserve">La palabra, tal como la oíste (a veces vas a escribir mal, está bien).</w:t>
       </w:r>
     </w:p>
     <w:p>
@@ -544,7 +544,7 @@
           <w:sz w:val="22"/>
           <w:szCs w:val="22"/>
         </w:rPr>
-        <w:t xml:space="preserve">Where you heard it — "at the doctor", "on the bus", "my coworker said".</w:t>
+        <w:t xml:space="preserve">Where you heard it, "at the doctor", "on the bus", "my coworker said".</w:t>
       </w:r>
     </w:p>
     <w:p>
@@ -572,7 +572,7 @@
           <w:sz w:val="19"/>
           <w:szCs w:val="19"/>
         </w:rPr>
-        <w:t xml:space="preserve">Dónde la oíste — "en el doctor", "en el bus", "lo dijo mi compañero".</w:t>
+        <w:t xml:space="preserve">Dónde la oíste, "en el doctor", "en el bus", "lo dijo mi compañero".</w:t>
       </w:r>
     </w:p>
     <w:p>
@@ -591,7 +591,7 @@
           <w:sz w:val="22"/>
           <w:szCs w:val="22"/>
         </w:rPr>
-        <w:t xml:space="preserve">What you think it might mean — your guess in Spanish or with a small drawing.</w:t>
+        <w:t xml:space="preserve">What you think it might mean, your guess in Spanish or with a small drawing.</w:t>
       </w:r>
     </w:p>
     <w:p>
@@ -619,7 +619,7 @@
           <w:sz w:val="19"/>
           <w:szCs w:val="19"/>
         </w:rPr>
-        <w:t xml:space="preserve">Qué crees que significa — tu adivinanza en español o con un pequeño dibujo.</w:t>
+        <w:t xml:space="preserve">Qué crees que significa, tu adivinanza en español o con un pequeño dibujo.</w:t>
       </w:r>
     </w:p>
     <w:p>
@@ -633,7 +633,7 @@
           <w:sz w:val="22"/>
           <w:szCs w:val="22"/>
         </w:rPr>
-        <w:t xml:space="preserve">That's it. Three lines. Five seconds. Don't worry about being right — your brain just needs to mark this word as "important." You'll figure out the meaning later.</w:t>
+        <w:t xml:space="preserve">That's it. Three lines. Five seconds. Don't worry about being right, your brain just needs to mark this word as "important." You'll figure out the meaning later.</w:t>
       </w:r>
     </w:p>
     <w:p>
@@ -660,7 +660,7 @@
           <w:sz w:val="20"/>
           <w:szCs w:val="20"/>
         </w:rPr>
-        <w:t xml:space="preserve">Eso es todo. Tres líneas. Cinco segundos. No te preocupes por estar correcto — tu cerebro solo necesita marcar esta palabra como "importante." El significado lo averiguarás después.</w:t>
+        <w:t xml:space="preserve">Eso es todo. Tres líneas. Cinco segundos. No te preocupes por estar correcto, tu cerebro solo necesita marcar esta palabra como "importante." El significado lo averiguarás después.</w:t>
       </w:r>
     </w:p>
     <w:tbl>
@@ -801,7 +801,7 @@
           <w:sz w:val="22"/>
           <w:szCs w:val="22"/>
         </w:rPr>
-        <w:t xml:space="preserve">Every phone has a Notes app — Apple Notes (free on iPhone), Google Keep (free on Android), or Samsung Notes. Use one. Make a single note called "English Words" and pin it to the top.</w:t>
+        <w:t xml:space="preserve">Every phone has a Notes app, Apple Notes (free on iPhone), Google Keep (free on Android), or Samsung Notes. Use one. Make a single note called "English Words" and pin it to the top.</w:t>
       </w:r>
     </w:p>
     <w:p>
@@ -828,7 +828,7 @@
           <w:sz w:val="20"/>
           <w:szCs w:val="20"/>
         </w:rPr>
-        <w:t xml:space="preserve">Todo celular tiene una app de Notas — Apple Notes (gratis en iPhone), Google Keep (gratis en Android), o Samsung Notes. Usa una. Haz una sola nota llamada "English Words" y fíjala arriba.</w:t>
+        <w:t xml:space="preserve">Todo celular tiene una app de Notas, Apple Notes (gratis en iPhone), Google Keep (gratis en Android), o Samsung Notes. Usa una. Haz una sola nota llamada "English Words" y fíjala arriba.</w:t>
       </w:r>
     </w:p>
     <w:p>
@@ -1151,7 +1151,7 @@
           <w:sz w:val="22"/>
           <w:szCs w:val="22"/>
         </w:rPr>
-        <w:t xml:space="preserve">You're driving. You're holding a baby. Your hands are dirty at work. You can't write — but you can talk. Open the Voice Memos app on your phone and just say the word out loud, plus where you heard it.</w:t>
+        <w:t xml:space="preserve">You're driving. You're holding a baby. Your hands are dirty at work. You can't write, but you can talk. Open the Voice Memos app on your phone and just say the word out loud, plus where you heard it.</w:t>
       </w:r>
     </w:p>
     <w:p>
@@ -1178,7 +1178,7 @@
           <w:sz w:val="20"/>
           <w:szCs w:val="20"/>
         </w:rPr>
-        <w:t xml:space="preserve">Estás manejando. Cargas un bebé. Tienes las manos sucias en el trabajo. No puedes escribir — pero puedes hablar. Abre la app de Voice Memos del celular y di la palabra en voz alta, más dónde la oíste.</w:t>
+        <w:t xml:space="preserve">Estás manejando. Cargas un bebé. Tienes las manos sucias en el trabajo. No puedes escribir, pero puedes hablar. Abre la app de Voice Memos del celular y di la palabra en voz alta, más dónde la oíste.</w:t>
       </w:r>
     </w:p>
     <w:p>
@@ -1233,7 +1233,7 @@
           <w:sz w:val="22"/>
           <w:szCs w:val="22"/>
         </w:rPr>
-        <w:t xml:space="preserve">At the end of the day, listen to your voice memos for that day. Type the words into your Notes app or Anki. The voice memo is just the inbox — the words still need to be moved to your real list.</w:t>
+        <w:t xml:space="preserve">At the end of the day, listen to your voice memos for that day. Type the words into your Notes app or Anki. The voice memo is just the inbox, the words still need to be moved to your real list.</w:t>
       </w:r>
     </w:p>
     <w:p>
@@ -1260,7 +1260,7 @@
           <w:sz w:val="20"/>
           <w:szCs w:val="20"/>
         </w:rPr>
-        <w:t xml:space="preserve">Al final del día, escucha tus notas de voz del día. Escribe las palabras en tu app de Notas o en Anki. La nota de voz es solo la bandeja de entrada — las palabras aún tienen que pasar a tu lista real.</w:t>
+        <w:t xml:space="preserve">Al final del día, escucha tus notas de voz del día. Escribe las palabras en tu app de Notas o en Anki. La nota de voz es solo la bandeja de entrada, las palabras aún tienen que pasar a tu lista real.</w:t>
       </w:r>
     </w:p>
     <w:p>
@@ -1290,7 +1290,7 @@
           <w:sz w:val="22"/>
           <w:szCs w:val="22"/>
         </w:rPr>
-        <w:t xml:space="preserve">Anki is free on iPhone (it's $25 once on iPhone but free on Android and computer). It's flashcards on steroids — the app remembers which cards you got wrong and shows them to you again at the perfect moment to remember.</w:t>
+        <w:t xml:space="preserve">Anki is free on iPhone (it's $25 once on iPhone but free on Android and computer). It's flashcards on steroids, the app remembers which cards you got wrong and shows them to you again at the perfect moment to remember.</w:t>
       </w:r>
     </w:p>
     <w:p>
@@ -1317,7 +1317,7 @@
           <w:sz w:val="20"/>
           <w:szCs w:val="20"/>
         </w:rPr>
-        <w:t xml:space="preserve">Anki es gratis en Android y en computadora (en iPhone cuesta $25 una sola vez). Es como tarjetas de memoria con esteroides — la app recuerda cuáles fallaste y te las muestra otra vez en el momento perfecto para recordarlas.</w:t>
+        <w:t xml:space="preserve">Anki es gratis en Android y en computadora (en iPhone cuesta $25 una sola vez). Es como tarjetas de memoria con esteroides, la app recuerda cuáles fallaste y te las muestra otra vez en el momento perfecto para recordarlas.</w:t>
       </w:r>
     </w:p>
     <w:p>
@@ -1331,7 +1331,7 @@
           <w:sz w:val="22"/>
           <w:szCs w:val="22"/>
         </w:rPr>
-        <w:t xml:space="preserve">If you find Anki overwhelming at first — that's normal. Many adults take a week to feel comfortable. Start with 5 cards a day, not 50. The goal is consistency, not volume.</w:t>
+        <w:t xml:space="preserve">If you find Anki overwhelming at first, that's normal. Many adults take a week to feel comfortable. Start with 5 cards a day, not 50. The goal is consistency, not volume.</w:t>
       </w:r>
     </w:p>
     <w:p>
@@ -1358,7 +1358,7 @@
           <w:sz w:val="20"/>
           <w:szCs w:val="20"/>
         </w:rPr>
-        <w:t xml:space="preserve">Si Anki se siente abrumador al principio — es normal. Muchos adultos toman una semana para sentirse cómodos. Empieza con 5 tarjetas al día, no 50. La meta es consistencia, no volumen.</w:t>
+        <w:t xml:space="preserve">Si Anki se siente abrumador al principio, es normal. Muchos adultos toman una semana para sentirse cómodos. Empieza con 5 tarjetas al día, no 50. La meta es consistencia, no volumen.</w:t>
       </w:r>
     </w:p>
     <w:tbl>
@@ -1503,7 +1503,7 @@
           <w:sz w:val="22"/>
           <w:szCs w:val="22"/>
         </w:rPr>
-        <w:t xml:space="preserve">Capturing without reviewing is half the system. Here's the second half — and it takes five minutes.</w:t>
+        <w:t xml:space="preserve">Capturing without reviewing is half the system. Here's the second half, and it takes five minutes.</w:t>
       </w:r>
     </w:p>
     <w:p>
@@ -1530,7 +1530,7 @@
           <w:sz w:val="20"/>
           <w:szCs w:val="20"/>
         </w:rPr>
-        <w:t xml:space="preserve">Capturar sin repasar es solo la mitad del sistema. Aquí está la otra mitad — y toma cinco minutos.</w:t>
+        <w:t xml:space="preserve">Capturar sin repasar es solo la mitad del sistema. Aquí está la otra mitad, y toma cinco minutos.</w:t>
       </w:r>
     </w:p>
     <w:p>
@@ -1546,7 +1546,7 @@
           <w:sz w:val="22"/>
           <w:szCs w:val="22"/>
         </w:rPr>
-        <w:t xml:space="preserve">Step 1 (1 minute) — Open your captures · Paso 1 — Abre tus capturas</w:t>
+        <w:t xml:space="preserve">Step 1 (1 minute), Open your captures · Paso 1, Abre tus capturas</w:t>
       </w:r>
     </w:p>
     <w:p>
@@ -1603,7 +1603,7 @@
           <w:sz w:val="22"/>
           <w:szCs w:val="22"/>
         </w:rPr>
-        <w:t xml:space="preserve">Step 2 (2 minutes) — Look up what you don't know · Paso 2 — Busca lo que no sabes</w:t>
+        <w:t xml:space="preserve">Step 2 (2 minutes), Look up what you don't know · Paso 2, Busca lo que no sabes</w:t>
       </w:r>
     </w:p>
     <w:p>
@@ -1660,7 +1660,7 @@
           <w:sz w:val="22"/>
           <w:szCs w:val="22"/>
         </w:rPr>
-        <w:t xml:space="preserve">Step 3 (1 minute) — Pick the keepers · Paso 3 — Elige las que valen la pena</w:t>
+        <w:t xml:space="preserve">Step 3 (1 minute), Pick the keepers · Paso 3, Elige las que valen la pena</w:t>
       </w:r>
     </w:p>
     <w:p>
@@ -1717,7 +1717,7 @@
           <w:sz w:val="22"/>
           <w:szCs w:val="22"/>
         </w:rPr>
-        <w:t xml:space="preserve">Step 4 (1 minute) — Add 1–3 to Anki · Paso 4 — Agrega 1–3 a Anki</w:t>
+        <w:t xml:space="preserve">Step 4 (1 minute), Add 1–3 to Anki · Paso 4, Agrega 1–3 a Anki</w:t>
       </w:r>
     </w:p>
     <w:p>
@@ -1967,7 +1967,7 @@
           <w:sz w:val="22"/>
           <w:szCs w:val="22"/>
         </w:rPr>
-        <w:t xml:space="preserve">Get five small boxes (shoeboxes, plastic containers, envelopes — whatever).</w:t>
+        <w:t xml:space="preserve">Get five small boxes (shoeboxes, plastic containers, envelopes, whatever).</w:t>
       </w:r>
     </w:p>
     <w:p>
@@ -1995,7 +1995,7 @@
           <w:sz w:val="19"/>
           <w:szCs w:val="19"/>
         </w:rPr>
-        <w:t xml:space="preserve">Consigue cinco cajas pequeñas (cajas de zapatos, recipientes de plástico, sobres — lo que sea).</w:t>
+        <w:t xml:space="preserve">Consigue cinco cajas pequeñas (cajas de zapatos, recipientes de plástico, sobres, lo que sea).</w:t>
       </w:r>
     </w:p>
     <w:p>
@@ -2202,7 +2202,7 @@
           <w:sz w:val="22"/>
           <w:szCs w:val="22"/>
         </w:rPr>
-        <w:t xml:space="preserve">Cards in Box 5 are mature — you've learned them.</w:t>
+        <w:t xml:space="preserve">Cards in Box 5 are mature, you've learned them.</w:t>
       </w:r>
     </w:p>
     <w:p>
@@ -2230,7 +2230,7 @@
           <w:sz w:val="19"/>
           <w:szCs w:val="19"/>
         </w:rPr>
-        <w:t xml:space="preserve">Las tarjetas en la Caja 5 están maduras — las aprendiste.</w:t>
+        <w:t xml:space="preserve">Las tarjetas en la Caja 5 están maduras, las aprendiste.</w:t>
       </w:r>
     </w:p>
     <w:tbl>
@@ -2297,7 +2297,7 @@
                 <w:sz w:val="22"/>
                 <w:szCs w:val="22"/>
               </w:rPr>
-              <w:t xml:space="preserve">It's exactly the same algorithm as Anki — just done with your hands.</w:t>
+              <w:t xml:space="preserve">It's exactly the same algorithm as Anki, just done with your hands.</w:t>
             </w:r>
           </w:p>
           <w:p>
@@ -2311,7 +2311,7 @@
                 <w:sz w:val="21"/>
                 <w:szCs w:val="21"/>
               </w:rPr>
-              <w:t xml:space="preserve">The Leitner Box implements spaced repetition perfectly. The math behind Anki was actually based on Leitner's paper system from 1972. So if you'd rather hold paper than tap a screen — same science, same results, no app required.</w:t>
+              <w:t xml:space="preserve">The Leitner Box implements spaced repetition perfectly. The math behind Anki was actually based on Leitner's paper system from 1972. So if you'd rather hold paper than tap a screen, same science, same results, no app required.</w:t>
             </w:r>
           </w:p>
           <w:p>
@@ -2338,7 +2338,7 @@
                 <w:sz w:val="19"/>
                 <w:szCs w:val="19"/>
               </w:rPr>
-              <w:t xml:space="preserve">La Caja de Leitner implementa la repetición espaciada perfectamente. Las matemáticas detrás de Anki en realidad se basaron en el sistema en papel de Leitner de 1972. Así que si prefieres tocar papel que tocar una pantalla — misma ciencia, mismos resultados, sin app requerida.</w:t>
+              <w:t xml:space="preserve">La Caja de Leitner implementa la repetición espaciada perfectamente. Las matemáticas detrás de Anki en realidad se basaron en el sistema en papel de Leitner de 1972. Así que si prefieres tocar papel que tocar una pantalla, misma ciencia, mismos resultados, sin app requerida.</w:t>
             </w:r>
           </w:p>
         </w:tc>
@@ -2361,7 +2361,7 @@
           <w:sz w:val="36"/>
           <w:szCs w:val="36"/>
         </w:rPr>
-        <w:t xml:space="preserve">Common situations — what to do · Situaciones comunes — qué hacer</w:t>
+        <w:t xml:space="preserve">Common situations, what to do · Situaciones comunes, qué hacer</w:t>
       </w:r>
     </w:p>
     <w:p>
@@ -2391,7 +2391,7 @@
           <w:sz w:val="22"/>
           <w:szCs w:val="22"/>
         </w:rPr>
-        <w:t xml:space="preserve">Write what you heard, phonetically. "Doctor said something like 'pres-crip-shun'." Later, type that into Google or ChatGPT — "what English word sounds like 'pres-crip-shun'?" The AI will figure it out.</w:t>
+        <w:t xml:space="preserve">Write what you heard, phonetically. "Doctor said something like 'pres-crip-shun'." Later, type that into Google or ChatGPT, "what English word sounds like 'pres-crip-shun'?" The AI will figure it out.</w:t>
       </w:r>
     </w:p>
     <w:p>
@@ -2418,7 +2418,7 @@
           <w:sz w:val="20"/>
           <w:szCs w:val="20"/>
         </w:rPr>
-        <w:t xml:space="preserve">Escribe lo que oíste, fonéticamente. "El doctor dijo algo como 'pres-crip-shun'." Después, escríbelo en Google o ChatGPT — "¿qué palabra en inglés suena como 'pres-crip-shun'?". La IA lo va a averiguar.</w:t>
+        <w:t xml:space="preserve">Escribe lo que oíste, fonéticamente. "El doctor dijo algo como 'pres-crip-shun'." Después, escríbelo en Google o ChatGPT, "¿qué palabra en inglés suena como 'pres-crip-shun'?". La IA lo va a averiguar.</w:t>
       </w:r>
     </w:p>
     <w:p>
@@ -2505,7 +2505,7 @@
           <w:sz w:val="22"/>
           <w:szCs w:val="22"/>
         </w:rPr>
-        <w:t xml:space="preserve">Ask: "Sorry, can you say that one more time, slowly?" or "What does ___ mean?" Native speakers in the US almost always slow down for adult ESL learners. Asking is not rude — it's professional.</w:t>
+        <w:t xml:space="preserve">Ask: "Sorry, can you say that one more time, slowly?" or "What does ___ mean?" Native speakers in the US almost always slow down for adult ESL learners. Asking is not rude, it's professional.</w:t>
       </w:r>
     </w:p>
     <w:p>
@@ -2532,7 +2532,7 @@
           <w:sz w:val="20"/>
           <w:szCs w:val="20"/>
         </w:rPr>
-        <w:t xml:space="preserve">Pregunta: "Sorry, can you say that one more time, slowly?" o "What does ___ mean?". Los nativos en EE. UU. casi siempre bajan la velocidad para adultos aprendiendo ESL. Preguntar no es grosero — es profesional.</w:t>
+        <w:t xml:space="preserve">Pregunta: "Sorry, can you say that one more time, slowly?" o "What does ___ mean?". Los nativos en EE. UU. casi siempre bajan la velocidad para adultos aprendiendo ESL. Preguntar no es grosero, es profesional.</w:t>
       </w:r>
     </w:p>
     <w:p>
@@ -2562,7 +2562,7 @@
           <w:sz w:val="22"/>
           <w:szCs w:val="22"/>
         </w:rPr>
-        <w:t xml:space="preserve">Open your Notes. Find the word. Read it out loud. Add it to Anki right now. Forgetting is part of remembering — going back to it strengthens the memory.</w:t>
+        <w:t xml:space="preserve">Open your Notes. Find the word. Read it out loud. Add it to Anki right now. Forgetting is part of remembering, going back to it strengthens the memory.</w:t>
       </w:r>
     </w:p>
     <w:p>
@@ -2589,7 +2589,7 @@
           <w:sz w:val="20"/>
           <w:szCs w:val="20"/>
         </w:rPr>
-        <w:t xml:space="preserve">Abre tus Notas. Busca la palabra. Léela en voz alta. Agrégala a Anki ahora mismo. Olvidar es parte de recordar — regresar a ella refuerza la memoria.</w:t>
+        <w:t xml:space="preserve">Abre tus Notas. Busca la palabra. Léela en voz alta. Agrégala a Anki ahora mismo. Olvidar es parte de recordar, regresar a ella refuerza la memoria.</w:t>
       </w:r>
     </w:p>
     <w:p>
@@ -2619,7 +2619,7 @@
           <w:sz w:val="22"/>
           <w:szCs w:val="22"/>
         </w:rPr>
-        <w:t xml:space="preserve">Repeat the word out loud three times. Then make up a story in your head — the sillier the better. "Appointment. Like a-point-ment. A point. The point of the appointment is to see the doctor." Your brain will remember the silly story long enough to make it home.</w:t>
+        <w:t xml:space="preserve">Repeat the word out loud three times. Then make up a story in your head, the sillier the better. "Appointment. Like a-point-ment. A point. The point of the appointment is to see the doctor." Your brain will remember the silly story long enough to make it home.</w:t>
       </w:r>
     </w:p>
     <w:p>
@@ -2646,7 +2646,7 @@
           <w:sz w:val="20"/>
           <w:szCs w:val="20"/>
         </w:rPr>
-        <w:t xml:space="preserve">Repite la palabra en voz alta tres veces. Luego inventa una historia en tu cabeza — entre más absurda, mejor. "Appointment. Como a-point-ment. A point. El punto de la cita es ver al doctor." Tu cerebro se acordará de la historia chistosa lo suficiente para llegar a casa.</w:t>
+        <w:t xml:space="preserve">Repite la palabra en voz alta tres veces. Luego inventa una historia en tu cabeza, entre más absurda, mejor. "Appointment. Como a-point-ment. A point. El punto de la cita es ver al doctor." Tu cerebro se acordará de la historia chistosa lo suficiente para llegar a casa.</w:t>
       </w:r>
     </w:p>
     <w:p>
@@ -2666,7 +2666,7 @@
           <w:sz w:val="36"/>
           <w:szCs w:val="36"/>
         </w:rPr>
-        <w:t xml:space="preserve">AI tools — when they help, when they don't · Herramientas de IA — cuándo ayudan, cuándo no</w:t>
+        <w:t xml:space="preserve">AI tools, when they help, when they don't · Herramientas de IA, cuándo ayudan, cuándo no</w:t>
       </w:r>
     </w:p>
     <w:p>
@@ -3198,7 +3198,7 @@
                 <w:sz w:val="21"/>
                 <w:szCs w:val="21"/>
               </w:rPr>
-              <w:t xml:space="preserve">AI is a tool to produce material — vocabulary lists, example sentences, translations. The actual learning happens AWAY from the chat — in Anki, in your mouth, in real conversations. If you finished a chat session feeling smart but didn't add anything to Anki and didn't speak out loud, you didn't learn. You just hung out with a chatbot.</w:t>
+              <w:t xml:space="preserve">AI is a tool to produce material, vocabulary lists, example sentences, translations. The actual learning happens AWAY from the chat, in Anki, in your mouth, in real conversations. If you finished a chat session feeling smart but didn't add anything to Anki and didn't speak out loud, you didn't learn. You just hung out with a chatbot.</w:t>
             </w:r>
           </w:p>
           <w:p>
@@ -3225,7 +3225,7 @@
                 <w:sz w:val="19"/>
                 <w:szCs w:val="19"/>
               </w:rPr>
-              <w:t xml:space="preserve">La IA es una herramienta para producir material — listas, oraciones, traducciones. El aprendizaje de verdad pasa LEJOS del chat — en Anki, en tu boca, en conversaciones reales. Si terminaste una sesión de chat sintiéndote inteligente pero no agregaste nada a Anki ni hablaste en voz alta, no aprendiste. Solo platicaste con un chatbot.</w:t>
+              <w:t xml:space="preserve">La IA es una herramienta para producir material, listas, oraciones, traducciones. El aprendizaje de verdad pasa LEJOS del chat, en Anki, en tu boca, en conversaciones reales. Si terminaste una sesión de chat sintiéndote inteligente pero no agregaste nada a Anki ni hablaste en voz alta, no aprendiste. Solo platicaste con un chatbot.</w:t>
             </w:r>
           </w:p>
         </w:tc>
@@ -3696,7 +3696,7 @@
           <w:sz w:val="22"/>
           <w:szCs w:val="22"/>
         </w:rPr>
-        <w:t xml:space="preserve">Most adult learners I've worked with quit because they tried to learn 30 words a day from a textbook they didn't care about. The ones who succeed capture three words a day from their real lives. The math is the same — actually, the second group ends up with MORE words, because they remember them.</w:t>
+        <w:t xml:space="preserve">Most adult learners I've worked with quit because they tried to learn 30 words a day from a textbook they didn't care about. The ones who succeed capture three words a day from their real lives. The math is the same, actually, the second group ends up with MORE words, because they remember them.</w:t>
       </w:r>
     </w:p>
     <w:p>
@@ -3723,7 +3723,7 @@
           <w:sz w:val="20"/>
           <w:szCs w:val="20"/>
         </w:rPr>
-        <w:t xml:space="preserve">La mayoría de los adultos con los que he trabajado abandonaron porque trataron de aprender 30 palabras al día de un libro que no les importaba. Los que tienen éxito capturan tres palabras al día de su vida real. Las matemáticas son las mismas — de hecho, el segundo grupo termina con MÁS palabras, porque sí las recuerdan.</w:t>
+        <w:t xml:space="preserve">La mayoría de los adultos con los que he trabajado abandonaron porque trataron de aprender 30 palabras al día de un libro que no les importaba. Los que tienen éxito capturan tres palabras al día de su vida real. Las matemáticas son las mismas, de hecho, el segundo grupo termina con MÁS palabras, porque sí las recuerdan.</w:t>
       </w:r>
     </w:p>
     <w:sectPr>
